--- a/RAG_Astronomy_Report.docx
+++ b/RAG_Astronomy_Report.docx
@@ -59,25 +59,19 @@
           <w:color w:val="595959"/>
         </w:rPr>
         <w:br/>
+      </w:r>
+      <w:r>
+        <w:rPr>
+          <w:color w:val="595959"/>
+        </w:rPr>
+        <w:br/>
         <w:t xml:space="preserve">Student: </w:t>
       </w:r>
       <w:r>
         <w:rPr>
           <w:color w:val="595959"/>
         </w:rPr>
-        <w:t xml:space="preserve">Salma </w:t>
-      </w:r>
-      <w:r>
-        <w:rPr>
-          <w:color w:val="595959"/>
-        </w:rPr>
-        <w:t xml:space="preserve">Areef </w:t>
-      </w:r>
-      <w:r>
-        <w:rPr>
-          <w:color w:val="595959"/>
-        </w:rPr>
-        <w:t>Syed</w:t>
+        <w:t>Salma Areef Syed</w:t>
       </w:r>
       <w:r>
         <w:rPr>
@@ -105,15 +99,7 @@
         <w:spacing w:after="120"/>
       </w:pPr>
       <w:r>
-        <w:t xml:space="preserve">The dataset consists of 35 articles from Wikipedia spanning four sub-domains of astronomy. The articles were programmatically fetched with the </w:t>
-      </w:r>
-      <w:proofErr w:type="spellStart"/>
-      <w:r>
-        <w:t>wikipedia</w:t>
-      </w:r>
-      <w:proofErr w:type="spellEnd"/>
-      <w:r>
-        <w:t xml:space="preserve"> Python library at notebook runtime, so the dataset is fully reproducible - no static upload or manual curation is required to recreate it. The corpus totals approximately 1.5 million characters across the 35 articles, averaging ~43,000 characters per article.</w:t>
+        <w:t>The dataset consists of 35 articles from Wikipedia spanning four sub-domains of astronomy. The articles were programmatically fetched with the wikipedia Python library at notebook runtime, so the dataset is fully reproducible - no static upload or manual curation is required to recreate it. The corpus totals approximately 1.5 million characters across the 35 articles, averaging ~43,000 characters per article.</w:t>
       </w:r>
     </w:p>
     <w:p>
@@ -121,15 +107,7 @@
         <w:spacing w:after="120"/>
       </w:pPr>
       <w:r>
-        <w:t xml:space="preserve">Articles were selected deliberately to support the four evaluation question types required by the rubric. </w:t>
-      </w:r>
-      <w:proofErr w:type="gramStart"/>
-      <w:r>
-        <w:t>Topically-similar</w:t>
-      </w:r>
-      <w:proofErr w:type="gramEnd"/>
-      <w:r>
-        <w:t xml:space="preserve"> pairs (Curiosity vs Perseverance, Voyager program vs New Horizons, Hubble vs JWST) create realistic retrieval ambiguity. Cross-domain coverage (planets, missions, cosmology, phenomena) enables multi-step reasoning questions that span multiple documents. Crisp factual content allows for verifiable direct-answer questions and clean detection of hallucination.</w:t>
+        <w:t>Articles were selected deliberately to support the four evaluation question types required by the rubric. Topically-similar pairs (Curiosity vs Perseverance, Voyager program vs New Horizons, Hubble vs JWST) create realistic retrieval ambiguity. Cross-domain coverage (planets, missions, cosmology, phenomena) enables multi-step reasoning questions that span multiple documents. Crisp factual content allows for verifiable direct-answer questions and clean detection of hallucination.</w:t>
       </w:r>
     </w:p>
     <w:p>
@@ -372,7 +350,7 @@
         </w:rPr>
         <w:lastRenderedPageBreak/>
         <w:drawing>
-          <wp:inline distT="0" distB="0" distL="0" distR="0" wp14:anchorId="313BADE8" wp14:editId="598B6B21">
+          <wp:inline distT="0" distB="0" distL="0" distR="0" wp14:anchorId="3CFED9CD" wp14:editId="17F6728E">
             <wp:extent cx="6126480" cy="3675888"/>
             <wp:effectExtent l="0" t="0" r="0" b="0"/>
             <wp:docPr id="1" name="Picture 1"/>
@@ -418,25 +396,7 @@
           <w:color w:val="595959"/>
           <w:sz w:val="18"/>
         </w:rPr>
-        <w:t xml:space="preserve">Figure 1. End-to-end RAG pipeline. Top row: indexing (offline). Bottom row: query-time flow. The four improvements (chunking, embeddings, hybrid retrieval + </w:t>
-      </w:r>
-      <w:proofErr w:type="spellStart"/>
-      <w:r>
-        <w:rPr>
-          <w:i/>
-          <w:color w:val="595959"/>
-          <w:sz w:val="18"/>
-        </w:rPr>
-        <w:t>reranker</w:t>
-      </w:r>
-      <w:proofErr w:type="spellEnd"/>
-      <w:r>
-        <w:rPr>
-          <w:i/>
-          <w:color w:val="595959"/>
-          <w:sz w:val="18"/>
-        </w:rPr>
-        <w:t>, prompt) are highlighted within their respective stages.</w:t>
+        <w:t>Figure 1. End-to-end RAG pipeline. Top row: indexing (offline). Bottom row: query-time flow. The four improvements (chunking, embeddings, hybrid retrieval + reranker, prompt) are highlighted within their respective stages.</w:t>
       </w:r>
     </w:p>
     <w:p>
@@ -657,16 +617,8 @@
               <w:rPr>
                 <w:sz w:val="20"/>
               </w:rPr>
-              <w:t xml:space="preserve">Dense similarity only, </w:t>
+              <w:t>Dense similarity only, top-3</w:t>
             </w:r>
-            <w:proofErr w:type="gramStart"/>
-            <w:r>
-              <w:rPr>
-                <w:sz w:val="20"/>
-              </w:rPr>
-              <w:t>top-3</w:t>
-            </w:r>
-            <w:proofErr w:type="gramEnd"/>
           </w:p>
         </w:tc>
         <w:tc>
@@ -681,30 +633,8 @@
               <w:rPr>
                 <w:sz w:val="20"/>
               </w:rPr>
-              <w:t xml:space="preserve">Hybrid: BM25 + dense (fetch 10), cross-encoder </w:t>
+              <w:t>Hybrid: BM25 + dense (fetch 10), cross-encoder rerank to top-3</w:t>
             </w:r>
-            <w:proofErr w:type="spellStart"/>
-            <w:r>
-              <w:rPr>
-                <w:sz w:val="20"/>
-              </w:rPr>
-              <w:t>rerank</w:t>
-            </w:r>
-            <w:proofErr w:type="spellEnd"/>
-            <w:r>
-              <w:rPr>
-                <w:sz w:val="20"/>
-              </w:rPr>
-              <w:t xml:space="preserve"> to </w:t>
-            </w:r>
-            <w:proofErr w:type="gramStart"/>
-            <w:r>
-              <w:rPr>
-                <w:sz w:val="20"/>
-              </w:rPr>
-              <w:t>top-3</w:t>
-            </w:r>
-            <w:proofErr w:type="gramEnd"/>
           </w:p>
         </w:tc>
       </w:tr>
@@ -848,23 +778,7 @@
         <w:spacing w:after="120"/>
       </w:pPr>
       <w:r>
-        <w:t xml:space="preserve">On the 35-article corpus, fixed-500-char chunking produced approximately 3,000 chunks, while the paragraph </w:t>
-      </w:r>
-      <w:proofErr w:type="spellStart"/>
-      <w:r>
-        <w:t>chunker</w:t>
-      </w:r>
-      <w:proofErr w:type="spellEnd"/>
-      <w:r>
-        <w:t xml:space="preserve"> produced roughly half that - fewer, larger, more coherent chunks that pair well with the cross-encoder </w:t>
-      </w:r>
-      <w:proofErr w:type="spellStart"/>
-      <w:r>
-        <w:t>reranker</w:t>
-      </w:r>
-      <w:proofErr w:type="spellEnd"/>
-      <w:r>
-        <w:t xml:space="preserve"> downstream.</w:t>
+        <w:t>On the 35-article corpus, fixed-500-char chunking produced approximately 3,000 chunks, while the paragraph chunker produced roughly half that - fewer, larger, more coherent chunks that pair well with the cross-encoder reranker downstream.</w:t>
       </w:r>
     </w:p>
     <w:p>
@@ -885,15 +799,7 @@
         <w:spacing w:after="120"/>
       </w:pPr>
       <w:r>
-        <w:t xml:space="preserve">Both pipelines use a single-turn instruction prompt. The baseline prompt is minimal and gives the LLM no guidance about uncertainty, citation, or false-premise handling. The improved prompt enforces three explicit </w:t>
-      </w:r>
-      <w:proofErr w:type="spellStart"/>
-      <w:r>
-        <w:t>behaviours</w:t>
-      </w:r>
-      <w:proofErr w:type="spellEnd"/>
-      <w:r>
-        <w:t>: refuse with a fixed phrase when the context is insufficient, cite every claim with a source label in square brackets, and follow a single in-prompt example.</w:t>
+        <w:t>Both pipelines use a single-turn instruction prompt. The baseline prompt is minimal and gives the LLM no guidance about uncertainty, citation, or false-premise handling. The improved prompt enforces three explicit behaviours: refuse with a fixed phrase when the context is insufficient, cite every claim with a source label in square brackets, and follow a single in-prompt example.</w:t>
       </w:r>
     </w:p>
     <w:p>
@@ -1019,23 +925,7 @@
           <w:sz w:val="19"/>
         </w:rPr>
         <w:br/>
-        <w:t xml:space="preserve">1. If the answer is NOT in the context, respond exactly: "I do not have enough information in the </w:t>
-      </w:r>
-      <w:proofErr w:type="gramStart"/>
-      <w:r>
-        <w:rPr>
-          <w:rFonts w:ascii="Consolas" w:hAnsi="Consolas"/>
-          <w:sz w:val="19"/>
-        </w:rPr>
-        <w:t>provided context</w:t>
-      </w:r>
-      <w:proofErr w:type="gramEnd"/>
-      <w:r>
-        <w:rPr>
-          <w:rFonts w:ascii="Consolas" w:hAnsi="Consolas"/>
-          <w:sz w:val="19"/>
-        </w:rPr>
-        <w:t xml:space="preserve"> to answer this question."</w:t>
+        <w:t>1. If the answer is NOT in the context, respond exactly: "I do not have enough information in the provided context to answer this question."</w:t>
       </w:r>
       <w:r>
         <w:rPr>
@@ -1114,6 +1004,13 @@
           <w:sz w:val="19"/>
         </w:rPr>
         <w:br/>
+      </w:r>
+      <w:r>
+        <w:rPr>
+          <w:rFonts w:ascii="Consolas" w:hAnsi="Consolas"/>
+          <w:sz w:val="19"/>
+        </w:rPr>
+        <w:br/>
         <w:t>Context:</w:t>
       </w:r>
       <w:r>
@@ -1130,7 +1027,28 @@
           <w:sz w:val="19"/>
         </w:rPr>
         <w:br/>
+      </w:r>
+      <w:r>
+        <w:rPr>
+          <w:rFonts w:ascii="Consolas" w:hAnsi="Consolas"/>
+          <w:sz w:val="19"/>
+        </w:rPr>
+        <w:br/>
+      </w:r>
+      <w:r>
+        <w:rPr>
+          <w:rFonts w:ascii="Consolas" w:hAnsi="Consolas"/>
+          <w:sz w:val="19"/>
+        </w:rPr>
+        <w:lastRenderedPageBreak/>
         <w:t>Question: {question}</w:t>
+      </w:r>
+      <w:r>
+        <w:rPr>
+          <w:rFonts w:ascii="Consolas" w:hAnsi="Consolas"/>
+          <w:sz w:val="19"/>
+        </w:rPr>
+        <w:br/>
       </w:r>
       <w:r>
         <w:rPr>
@@ -1145,6 +1063,11 @@
       <w:r>
         <w:br w:type="page"/>
       </w:r>
+    </w:p>
+    <w:p>
+      <w:pPr>
+        <w:spacing w:before="280" w:after="120"/>
+      </w:pPr>
       <w:r>
         <w:rPr>
           <w:b/>
@@ -1160,15 +1083,7 @@
         <w:spacing w:after="120"/>
       </w:pPr>
       <w:r>
-        <w:t xml:space="preserve">Eighteen evaluation questions were authored, spanning four categories that the rubric requires: 6 direct factual, 5 multi-step reasoning, 4 ambiguous, and 3 hallucination-bait (false-premise) questions. Each question was sent through both the baseline and improved pipelines using identical underlying LLM and hardware. The full per-question outputs are in evaluation_table.xlsx; this section </w:t>
-      </w:r>
-      <w:proofErr w:type="spellStart"/>
-      <w:r>
-        <w:t>summarises</w:t>
-      </w:r>
-      <w:proofErr w:type="spellEnd"/>
-      <w:r>
-        <w:t xml:space="preserve"> the aggregate results and the qualitative observations that drove the failure analysis.</w:t>
+        <w:t>Eighteen evaluation questions were authored, spanning four categories that the rubric requires: 6 direct factual, 5 multi-step reasoning, 4 ambiguous, and 3 hallucination-bait (false-premise) questions. Each question was sent through both the baseline and improved pipelines using identical underlying LLM and hardware. The full per-question outputs are in evaluation_table.xlsx; this section summarises the aggregate results and the qualitative observations that drove the failure analysis.</w:t>
       </w:r>
     </w:p>
     <w:p>
@@ -1231,21 +1146,12 @@
               <w:jc w:val="center"/>
               <w:cnfStyle w:val="100000000000" w:firstRow="1" w:lastRow="0" w:firstColumn="0" w:lastColumn="0" w:oddVBand="0" w:evenVBand="0" w:oddHBand="0" w:evenHBand="0" w:firstRowFirstColumn="0" w:firstRowLastColumn="0" w:lastRowFirstColumn="0" w:lastRowLastColumn="0"/>
             </w:pPr>
-            <w:proofErr w:type="gramStart"/>
             <w:r>
               <w:rPr>
                 <w:color w:val="FFFFFF"/>
                 <w:sz w:val="20"/>
               </w:rPr>
-              <w:t>Baseline</w:t>
-            </w:r>
-            <w:proofErr w:type="gramEnd"/>
-            <w:r>
-              <w:rPr>
-                <w:color w:val="FFFFFF"/>
-                <w:sz w:val="20"/>
-              </w:rPr>
-              <w:t xml:space="preserve"> correct</w:t>
+              <w:t>Baseline correct</w:t>
             </w:r>
           </w:p>
         </w:tc>
@@ -1528,21 +1434,7 @@
               <w:rPr>
                 <w:sz w:val="20"/>
               </w:rPr>
-              <w:t xml:space="preserve">Hallucination / </w:t>
-            </w:r>
-            <w:proofErr w:type="gramStart"/>
-            <w:r>
-              <w:rPr>
-                <w:sz w:val="20"/>
-              </w:rPr>
-              <w:t>false-premise</w:t>
-            </w:r>
-            <w:proofErr w:type="gramEnd"/>
-            <w:r>
-              <w:rPr>
-                <w:sz w:val="20"/>
-              </w:rPr>
-              <w:t xml:space="preserve"> (3)</w:t>
+              <w:t>Hallucination / false-premise (3)</w:t>
             </w:r>
           </w:p>
         </w:tc>
@@ -1864,21 +1756,7 @@
               <w:rPr>
                 <w:sz w:val="19"/>
               </w:rPr>
-              <w:t xml:space="preserve">WRONG - "Saturn and Neptune" (regression: </w:t>
-            </w:r>
-            <w:proofErr w:type="spellStart"/>
-            <w:r>
-              <w:rPr>
-                <w:sz w:val="19"/>
-              </w:rPr>
-              <w:t>reranker</w:t>
-            </w:r>
-            <w:proofErr w:type="spellEnd"/>
-            <w:r>
-              <w:rPr>
-                <w:sz w:val="19"/>
-              </w:rPr>
-              <w:t xml:space="preserve"> dropped chunks with the full list)</w:t>
+              <w:t>WRONG - "Saturn and Neptune" (regression: reranker dropped chunks with the full list)</w:t>
             </w:r>
           </w:p>
         </w:tc>
@@ -2333,15 +2211,7 @@
         <w:spacing w:after="120"/>
       </w:pPr>
       <w:r>
-        <w:t xml:space="preserve">Question 6 asked when Chandrayaan-3 landed on the Moon. The baseline retriever selected chunks from the Chandrayaan-3 article that described the cruise phase but not the touchdown event, so the LLM concluded the landing had not happened. This is a textbook example of how naive top-k dense retrieval with fixed-character chunks can fail: the landing date sat in a paragraph that was not selected, even though the right article was indexed. The improved pipeline retrieved the correct paragraph because its chunks respect paragraph boundaries and the cross-encoder </w:t>
-      </w:r>
-      <w:proofErr w:type="spellStart"/>
-      <w:r>
-        <w:t>reranker</w:t>
-      </w:r>
-      <w:proofErr w:type="spellEnd"/>
-      <w:r>
-        <w:t xml:space="preserve"> prefers chunks that lexically and semantically match the question.</w:t>
+        <w:t>Question 6 asked when Chandrayaan-3 landed on the Moon. The baseline retriever selected chunks from the Chandrayaan-3 article that described the cruise phase but not the touchdown event, so the LLM concluded the landing had not happened. This is a textbook example of how naive top-k dense retrieval with fixed-character chunks can fail: the landing date sat in a paragraph that was not selected, even though the right article was indexed. The improved pipeline retrieved the correct paragraph because its chunks respect paragraph boundaries and the cross-encoder reranker prefers chunks that lexically and semantically match the question.</w:t>
       </w:r>
     </w:p>
     <w:p>
@@ -2354,25 +2224,7 @@
           <w:color w:val="1F4E78"/>
           <w:sz w:val="26"/>
         </w:rPr>
-        <w:t xml:space="preserve">Failure 2 - </w:t>
-      </w:r>
-      <w:proofErr w:type="spellStart"/>
-      <w:r>
-        <w:rPr>
-          <w:b/>
-          <w:color w:val="1F4E78"/>
-          <w:sz w:val="26"/>
-        </w:rPr>
-        <w:t>Reranker</w:t>
-      </w:r>
-      <w:proofErr w:type="spellEnd"/>
-      <w:r>
-        <w:rPr>
-          <w:b/>
-          <w:color w:val="1F4E78"/>
-          <w:sz w:val="26"/>
-        </w:rPr>
-        <w:t xml:space="preserve"> regression (improved)</w:t>
+        <w:t>Failure 2 - Reranker regression (improved)</w:t>
       </w:r>
     </w:p>
     <w:p>
@@ -2380,47 +2232,7 @@
         <w:spacing w:after="120"/>
       </w:pPr>
       <w:r>
-        <w:t xml:space="preserve">Question 4 asked how many planets Voyager 2 visited. The baseline answered correctly - "Jupiter, Saturn, Uranus, Neptune" - because dense </w:t>
-      </w:r>
-      <w:proofErr w:type="gramStart"/>
-      <w:r>
-        <w:t>top-3</w:t>
-      </w:r>
-      <w:proofErr w:type="gramEnd"/>
-      <w:r>
-        <w:t xml:space="preserve"> retrieval surfaced a chunk that enumerated all four planets. The improved pipeline </w:t>
-      </w:r>
-      <w:proofErr w:type="gramStart"/>
-      <w:r>
-        <w:t>answered</w:t>
-      </w:r>
-      <w:proofErr w:type="gramEnd"/>
-      <w:r>
-        <w:t xml:space="preserve"> "Saturn and Neptune". Inspection of the retrieved chunks (visible directly in the Pipeline Trace tab of the dashboard) showed that the cross-encoder </w:t>
-      </w:r>
-      <w:proofErr w:type="spellStart"/>
-      <w:r>
-        <w:t>reranker</w:t>
-      </w:r>
-      <w:proofErr w:type="spellEnd"/>
-      <w:r>
-        <w:t xml:space="preserve">, which scores chunks individually for question relevance, scored two chunks (one mentioning Saturn, one mentioning Neptune) higher than the comprehensive enumerating chunk. The LLM only saw the two-planet chunks. This is an important and non-obvious finding: a </w:t>
-      </w:r>
-      <w:proofErr w:type="spellStart"/>
-      <w:r>
-        <w:t>reranker</w:t>
-      </w:r>
-      <w:proofErr w:type="spellEnd"/>
-      <w:r>
-        <w:t xml:space="preserve"> that is well-tuned for relevance can hurt completeness on enumeration questions because the most relevant individual chunk is not always the most informative one. The mitigation is to either increase </w:t>
-      </w:r>
-      <w:proofErr w:type="gramStart"/>
-      <w:r>
-        <w:t>final-k</w:t>
-      </w:r>
-      <w:proofErr w:type="gramEnd"/>
-      <w:r>
-        <w:t xml:space="preserve"> from 3 to 5, or to detect enumeration questions and skip reranking for them.</w:t>
+        <w:t>Question 4 asked how many planets Voyager 2 visited. The baseline answered correctly - "Jupiter, Saturn, Uranus, Neptune" - because dense top-3 retrieval surfaced a chunk that enumerated all four planets. The improved pipeline answered "Saturn and Neptune". Inspection of the retrieved chunks (visible directly in the Pipeline Trace tab of the dashboard) showed that the cross-encoder reranker, which scores chunks individually for question relevance, scored two chunks (one mentioning Saturn, one mentioning Neptune) higher than the comprehensive enumerating chunk. The LLM only saw the two-planet chunks. This is an important and non-obvious finding: a reranker that is well-tuned for relevance can hurt completeness on enumeration questions because the most relevant individual chunk is not always the most informative one. The mitigation is to either increase final-k from 3 to 5, or to detect enumeration questions and skip reranking for them.</w:t>
       </w:r>
     </w:p>
     <w:p>
@@ -2441,23 +2253,7 @@
         <w:spacing w:after="120"/>
       </w:pPr>
       <w:r>
-        <w:t xml:space="preserve">Question 7 asked which of Jupiter and Saturn </w:t>
-      </w:r>
-      <w:proofErr w:type="gramStart"/>
-      <w:r>
-        <w:t>is</w:t>
-      </w:r>
-      <w:proofErr w:type="gramEnd"/>
-      <w:r>
-        <w:t xml:space="preserve"> larger and by how much. The improved pipeline produced the correct conclusion but cited "[Standard planetary models]" - a source that does not exist in the corpus. Question 14 ("What is the most famous discovery?") is a similar case: the model produced an answer about Ceres and cited "[Piazzi]". The citation instruction was followed mechanically but the model invented source labels when the real chunk labels did not lexically match its answer. This is a subtle hallucination mode introduced by the improved prompt and would not exist in the baseline (which does not cite at all). The dashboard's Citation Check feature in the Ask &amp; Compare tab automatically surfaces this failure mode by comparing brackets in the answer against the </w:t>
-      </w:r>
-      <w:proofErr w:type="gramStart"/>
-      <w:r>
-        <w:t>actually retrieved</w:t>
-      </w:r>
-      <w:proofErr w:type="gramEnd"/>
-      <w:r>
-        <w:t xml:space="preserve"> source set. Mitigation: constrain citations to a small set provided in the prompt, or post-validate citations against the retrieved sources programmatically.</w:t>
+        <w:t>Question 7 asked which of Jupiter and Saturn is larger and by how much. The improved pipeline produced the correct conclusion but cited "[Standard planetary models]" - a source that does not exist in the corpus. Question 14 ("What is the most famous discovery?") is a similar case: the model produced an answer about Ceres and cited "[Piazzi]". The citation instruction was followed mechanically but the model invented source labels when the real chunk labels did not lexically match its answer. This is a subtle hallucination mode introduced by the improved prompt and would not exist in the baseline (which does not cite at all). The dashboard's Citation Check feature in the Ask &amp; Compare tab automatically surfaces this failure mode by comparing brackets in the answer against the actually retrieved source set. Mitigation: constrain citations to a small set provided in the prompt, or post-validate citations against the retrieved sources programmatically.</w:t>
       </w:r>
     </w:p>
     <w:p>
@@ -2482,15 +2278,7 @@
       </w:r>
       <w:r>
         <w:lastRenderedPageBreak/>
-        <w:t>fix: the relevant facts exist in the articles but were not surfaced by either embedder given the question wording. A query-expansion step (</w:t>
-      </w:r>
-      <w:proofErr w:type="spellStart"/>
-      <w:r>
-        <w:t>HyDE</w:t>
-      </w:r>
-      <w:proofErr w:type="spellEnd"/>
-      <w:r>
-        <w:t xml:space="preserve"> or a hand-tuned query rewriter) is the most likely fix.</w:t>
+        <w:t>fix: the relevant facts exist in the articles but were not surfaced by either embedder given the question wording. A query-expansion step (HyDE or a hand-tuned query rewriter) is the most likely fix.</w:t>
       </w:r>
     </w:p>
     <w:p>
@@ -2511,31 +2299,7 @@
         <w:spacing w:after="120"/>
       </w:pPr>
       <w:r>
-        <w:t xml:space="preserve">Questions 13 and 15 are deliberately ambiguous ("What is a giant?" / "How big is it?"). The baseline pipeline silently picked one interpretation and answered confidently. The improved pipeline used its "I do not know" rule to refuse, which is </w:t>
-      </w:r>
-      <w:proofErr w:type="gramStart"/>
-      <w:r>
-        <w:t>the safer</w:t>
-      </w:r>
-      <w:proofErr w:type="gramEnd"/>
-      <w:r>
-        <w:t xml:space="preserve"> </w:t>
-      </w:r>
-      <w:proofErr w:type="spellStart"/>
-      <w:r>
-        <w:t>behaviour</w:t>
-      </w:r>
-      <w:proofErr w:type="spellEnd"/>
-      <w:r>
-        <w:t xml:space="preserve">. Conversely on Q17 and Q18 - false-premise questions about Voyager 3 and a fabricated 2020 Pluto landing - the baseline gave informative answers explaining the false premise, while the improved version merely refused. This shows that a single "I do not know" rule is too coarse: the ideal </w:t>
-      </w:r>
-      <w:proofErr w:type="spellStart"/>
-      <w:r>
-        <w:t>behaviour</w:t>
-      </w:r>
-      <w:proofErr w:type="spellEnd"/>
-      <w:r>
-        <w:t xml:space="preserve"> for a false-premise question is to explain the premise, not to refuse. A future iteration would distinguish "not enough information" from "the question itself is false" in the prompt.</w:t>
+        <w:t>Questions 13 and 15 are deliberately ambiguous ("What is a giant?" / "How big is it?"). The baseline pipeline silently picked one interpretation and answered confidently. The improved pipeline used its "I do not know" rule to refuse, which is the safer behaviour. Conversely on Q17 and Q18 - false-premise questions about Voyager 3 and a fabricated 2020 Pluto landing - the baseline gave informative answers explaining the false premise, while the improved version merely refused. This shows that a single "I do not know" rule is too coarse: the ideal behaviour for a false-premise question is to explain the premise, not to refuse. A future iteration would distinguish "not enough information" from "the question itself is false" in the prompt.</w:t>
       </w:r>
     </w:p>
     <w:p>
@@ -2583,15 +2347,7 @@
         <w:spacing w:after="120"/>
       </w:pPr>
       <w:r>
-        <w:t xml:space="preserve">The baseline's fixed 500-character chunks frequently broke mid-sentence and split related facts across chunk boundaries. Paragraph-aware chunking with 40-word overlap produced larger, more coherent units of context. This improvement was most visible </w:t>
-      </w:r>
-      <w:proofErr w:type="gramStart"/>
-      <w:r>
-        <w:t>on</w:t>
-      </w:r>
-      <w:proofErr w:type="gramEnd"/>
-      <w:r>
-        <w:t xml:space="preserve"> Q6 (Chandrayaan-3 landing date), where the paragraph containing the date was now a single chunk rather than three half-chunks that scored individually low.</w:t>
+        <w:t>The baseline's fixed 500-character chunks frequently broke mid-sentence and split related facts across chunk boundaries. Paragraph-aware chunking with 40-word overlap produced larger, more coherent units of context. This improvement was most visible on Q6 (Chandrayaan-3 landing date), where the paragraph containing the date was now a single chunk rather than three half-chunks that scored individually low.</w:t>
       </w:r>
     </w:p>
     <w:p>
@@ -2612,23 +2368,7 @@
         <w:spacing w:after="120"/>
       </w:pPr>
       <w:r>
-        <w:t xml:space="preserve">The baseline MiniLM-L6-v2 is a fast, small model trained on a now-dated set of paraphrase corpora. BAAI/bge-small-en-v1.5 is the same parameter scale but trained more recently with retrieval-specific </w:t>
-      </w:r>
-      <w:proofErr w:type="gramStart"/>
-      <w:r>
-        <w:t>instructions, and</w:t>
-      </w:r>
-      <w:proofErr w:type="gramEnd"/>
-      <w:r>
-        <w:t xml:space="preserve"> consistently scores higher on the MTEB retrieval benchmarks. In practice, BGE pulled more on-topic chunks for the reasoning questions (Q8, Q9, Q11). It made no difference on the false-premise questions because the gating </w:t>
-      </w:r>
-      <w:proofErr w:type="spellStart"/>
-      <w:r>
-        <w:t>behaviour</w:t>
-      </w:r>
-      <w:proofErr w:type="spellEnd"/>
-      <w:r>
-        <w:t xml:space="preserve"> comes from the prompt, not the embedder.</w:t>
+        <w:t>The baseline MiniLM-L6-v2 is a fast, small model trained on a now-dated set of paraphrase corpora. BAAI/bge-small-en-v1.5 is the same parameter scale but trained more recently with retrieval-specific instructions, and consistently scores higher on the MTEB retrieval benchmarks. In practice, BGE pulled more on-topic chunks for the reasoning questions (Q8, Q9, Q11). It made no difference on the false-premise questions because the gating behaviour comes from the prompt, not the embedder.</w:t>
       </w:r>
     </w:p>
     <w:p>
@@ -2649,55 +2389,7 @@
         <w:spacing w:after="120"/>
       </w:pPr>
       <w:r>
-        <w:t xml:space="preserve">The improved retriever runs both BM25 (lexical) and dense retrieval, takes the union of the </w:t>
-      </w:r>
-      <w:proofErr w:type="gramStart"/>
-      <w:r>
-        <w:t>top-10</w:t>
-      </w:r>
-      <w:proofErr w:type="gramEnd"/>
-      <w:r>
-        <w:t xml:space="preserve"> from each, and </w:t>
-      </w:r>
-      <w:proofErr w:type="spellStart"/>
-      <w:r>
-        <w:t>reranks</w:t>
-      </w:r>
-      <w:proofErr w:type="spellEnd"/>
-      <w:r>
-        <w:t xml:space="preserve"> the union with a </w:t>
-      </w:r>
-      <w:proofErr w:type="spellStart"/>
-      <w:r>
-        <w:t>ms-marco</w:t>
-      </w:r>
-      <w:proofErr w:type="spellEnd"/>
-      <w:r>
-        <w:t xml:space="preserve"> cross-encoder before taking the final </w:t>
-      </w:r>
-      <w:proofErr w:type="gramStart"/>
-      <w:r>
-        <w:t>top-3</w:t>
-      </w:r>
-      <w:proofErr w:type="gramEnd"/>
-      <w:r>
-        <w:t xml:space="preserve">. This is the most impactful improvement: BM25 catches questions with rare named entities the embedder may not weight correctly (e.g., "Chandrayaan-3"), and the cross-encoder is much more discriminating than cosine similarity on which retrieved chunks </w:t>
-      </w:r>
-      <w:proofErr w:type="gramStart"/>
-      <w:r>
-        <w:t>actually answer</w:t>
-      </w:r>
-      <w:proofErr w:type="gramEnd"/>
-      <w:r>
-        <w:t xml:space="preserve"> the question. The trade-off - surfaced by Q4 - is that the </w:t>
-      </w:r>
-      <w:proofErr w:type="spellStart"/>
-      <w:r>
-        <w:t>reranker</w:t>
-      </w:r>
-      <w:proofErr w:type="spellEnd"/>
-      <w:r>
-        <w:t xml:space="preserve"> can prefer a narrowly relevant chunk over a comprehensive one. All four retrieval stages (Dense, Sparse/BM25, Fused, Reranked) are exposed in the dashboard's Pipeline Trace tab, with per-chunk scores at each stage, allowing the cause of any answer to be traced step by step.</w:t>
+        <w:t>The improved retriever runs both BM25 (lexical) and dense retrieval, takes the union of the top-10 from each, and reranks the union with a ms-marco cross-encoder before taking the final top-3. This is the most impactful improvement: BM25 catches questions with rare named entities the embedder may not weight correctly (e.g., "Chandrayaan-3"), and the cross-encoder is much more discriminating than cosine similarity on which retrieved chunks actually answer the question. The trade-off - surfaced by Q4 - is that the reranker can prefer a narrowly relevant chunk over a comprehensive one. All four retrieval stages (Dense, Sparse/BM25, Fused, Reranked) are exposed in the dashboard's Pipeline Trace tab, with per-chunk scores at each stage, allowing the cause of any answer to be traced step by step.</w:t>
       </w:r>
     </w:p>
     <w:p>
@@ -2718,15 +2410,7 @@
         <w:spacing w:after="120"/>
       </w:pPr>
       <w:r>
-        <w:t xml:space="preserve">The improved prompt adds three explicit rules: refuse with a fixed phrase when context is insufficient, cite every claim with a source label in square brackets, and follow a 1-shot example. The refusal rule is what changes the </w:t>
-      </w:r>
-      <w:proofErr w:type="spellStart"/>
-      <w:r>
-        <w:t>behaviour</w:t>
-      </w:r>
-      <w:proofErr w:type="spellEnd"/>
-      <w:r>
-        <w:t xml:space="preserve"> on Q13 and Q15 (ambiguous questions) and Q16-18 (false-premise). The citation rule both increases verifiability and surfaces the new failure mode of fabricated citations (Failure 3 above) - itself a useful diagnostic.</w:t>
+        <w:t>The improved prompt adds three explicit rules: refuse with a fixed phrase when context is insufficient, cite every claim with a source label in square brackets, and follow a 1-shot example. The refusal rule is what changes the behaviour on Q13 and Q15 (ambiguous questions) and Q16-18 (false-premise). The citation rule both increases verifiability and surfaces the new failure mode of fabricated citations (Failure 3 above) - itself a useful diagnostic.</w:t>
       </w:r>
     </w:p>
     <w:p>
@@ -2753,15 +2437,7 @@
         <w:spacing w:after="120"/>
       </w:pPr>
       <w:r>
-        <w:t xml:space="preserve">Beyond the required pipeline components, a comprehensive Gradio dashboard was built to make the internals of both RAG pipelines visible side-by-side. The dashboard is the primary tool used to surface the failure analyses in section 6 and is the artefact that </w:t>
-      </w:r>
-      <w:proofErr w:type="spellStart"/>
-      <w:r>
-        <w:t>operationalises</w:t>
-      </w:r>
-      <w:proofErr w:type="spellEnd"/>
-      <w:r>
-        <w:t xml:space="preserve"> the assignment's emphasis on "understanding where the model fails and why." Rather than treating evaluation as a one-shot scoring exercise, it makes the system's reasoning chain inspectable for any new question.</w:t>
+        <w:t>Beyond the required pipeline components, a comprehensive Gradio dashboard was built to make the internals of both RAG pipelines visible side-by-side. The dashboard is the primary tool used to surface the failure analyses in section 6 and is the artefact that operationalises the assignment's emphasis on "understanding where the model fails and why." Rather than treating evaluation as a one-shot scoring exercise, it makes the system's reasoning chain inspectable for any new question.</w:t>
       </w:r>
     </w:p>
     <w:p>
@@ -2851,16 +2527,8 @@
               <w:rPr>
                 <w:sz w:val="20"/>
               </w:rPr>
-              <w:t xml:space="preserve">Ask and </w:t>
+              <w:t>Ask and Compare</w:t>
             </w:r>
-            <w:proofErr w:type="gramStart"/>
-            <w:r>
-              <w:rPr>
-                <w:sz w:val="20"/>
-              </w:rPr>
-              <w:t>Compare</w:t>
-            </w:r>
-            <w:proofErr w:type="gramEnd"/>
           </w:p>
         </w:tc>
         <w:tc>
@@ -2911,21 +2579,7 @@
               <w:rPr>
                 <w:sz w:val="20"/>
               </w:rPr>
-              <w:t xml:space="preserve">Inspects any query through all four retrieval stages of the improved pipeline: Dense (BGE cosine), Sparse (BM25), Fused (union dedupe), Reranked (cross-encoder). Each stage shows its top chunks with per-chunk scores. Below the stages, a 2D PCA projection of the embedding space plots the query as a star and the final retrieved chunks as orange dots, sized by </w:t>
-            </w:r>
-            <w:proofErr w:type="spellStart"/>
-            <w:r>
-              <w:rPr>
-                <w:sz w:val="20"/>
-              </w:rPr>
-              <w:t>rerank</w:t>
-            </w:r>
-            <w:proofErr w:type="spellEnd"/>
-            <w:r>
-              <w:rPr>
-                <w:sz w:val="20"/>
-              </w:rPr>
-              <w:t xml:space="preserve"> score.</w:t>
+              <w:t>Inspects any query through all four retrieval stages of the improved pipeline: Dense (BGE cosine), Sparse (BM25), Fused (union dedupe), Reranked (cross-encoder). Each stage shows its top chunks with per-chunk scores. Below the stages, a 2D PCA projection of the embedding space plots the query as a star and the final retrieved chunks as orange dots, sized by rerank score.</w:t>
             </w:r>
           </w:p>
         </w:tc>
@@ -2997,21 +2651,7 @@
               <w:rPr>
                 <w:sz w:val="20"/>
               </w:rPr>
-              <w:t xml:space="preserve">One-click runner for all 18 evaluation questions, producing a populated per-question table. A six-metric scorecard (retrieval hit-rate, citation rate, abstention rate, hallucination rate) is computed live from the eval CSV and displayed as </w:t>
-            </w:r>
-            <w:proofErr w:type="spellStart"/>
-            <w:r>
-              <w:rPr>
-                <w:sz w:val="20"/>
-              </w:rPr>
-              <w:t>colour</w:t>
-            </w:r>
-            <w:proofErr w:type="spellEnd"/>
-            <w:r>
-              <w:rPr>
-                <w:sz w:val="20"/>
-              </w:rPr>
-              <w:t>-coded baseline/improved bars - green where the winner is the expected pipeline, red where it is not.</w:t>
+              <w:t>One-click runner for all 18 evaluation questions, producing a populated per-question table. A six-metric scorecard (retrieval hit-rate, citation rate, abstention rate, hallucination rate) is computed live from the eval CSV and displayed as colour-coded baseline/improved bars - green where the winner is the expected pipeline, red where it is not.</w:t>
             </w:r>
           </w:p>
         </w:tc>
@@ -3080,23 +2720,7 @@
         <w:spacing w:after="40"/>
       </w:pPr>
       <w:r>
-        <w:t xml:space="preserve">Hallucination heuristic - a lightweight, fully interpretable lexical check. Extracts </w:t>
-      </w:r>
-      <w:proofErr w:type="spellStart"/>
-      <w:r>
-        <w:t>capitalised</w:t>
-      </w:r>
-      <w:proofErr w:type="spellEnd"/>
-      <w:r>
-        <w:t xml:space="preserve"> terms, four-digit years, and multi-digit numbers from each answer and </w:t>
-      </w:r>
-      <w:proofErr w:type="gramStart"/>
-      <w:r>
-        <w:t>verifies</w:t>
-      </w:r>
-      <w:proofErr w:type="gramEnd"/>
-      <w:r>
-        <w:t xml:space="preserve"> they appear in the retrieved context. </w:t>
+        <w:t xml:space="preserve">Hallucination heuristic - a lightweight, fully interpretable lexical check. Extracts capitalised terms, four-digit years, and multi-digit numbers from each answer and verifies they appear in the retrieved context. </w:t>
       </w:r>
       <w:r>
         <w:lastRenderedPageBreak/>
@@ -3109,15 +2733,7 @@
         <w:spacing w:after="40"/>
       </w:pPr>
       <w:r>
-        <w:t xml:space="preserve">Citation check - regex-based validation that every bracketed source label in the answer corresponds to an </w:t>
-      </w:r>
-      <w:proofErr w:type="gramStart"/>
-      <w:r>
-        <w:t>actually retrieved</w:t>
-      </w:r>
-      <w:proofErr w:type="gramEnd"/>
-      <w:r>
-        <w:t xml:space="preserve"> chunk. Catches the subtle failure mode where the LLM invents citation labels to satisfy the prompt rule (this surfaced Failure 3 in section 6 - the fabricated [Standard planetary models] and [Piazzi] citations).</w:t>
+        <w:t>Citation check - regex-based validation that every bracketed source label in the answer corresponds to an actually retrieved chunk. Catches the subtle failure mode where the LLM invents citation labels to satisfy the prompt rule (this surfaced Failure 3 in section 6 - the fabricated [Standard planetary models] and [Piazzi] citations).</w:t>
       </w:r>
     </w:p>
     <w:p>
@@ -3147,23 +2763,7 @@
         <w:spacing w:after="120"/>
       </w:pPr>
       <w:r>
-        <w:t xml:space="preserve">A scoreboard pinned to the top of the dashboard displays running counts that update with every question asked: total questions, baseline </w:t>
-      </w:r>
-      <w:proofErr w:type="spellStart"/>
-      <w:r>
-        <w:t>grounded+refused</w:t>
-      </w:r>
-      <w:proofErr w:type="spellEnd"/>
-      <w:r>
-        <w:t xml:space="preserve">, improved </w:t>
-      </w:r>
-      <w:proofErr w:type="spellStart"/>
-      <w:r>
-        <w:t>grounded+refused</w:t>
-      </w:r>
-      <w:proofErr w:type="spellEnd"/>
-      <w:r>
-        <w:t>, baseline hallucinations, improved hallucinations. A reset button clears the session. An accordion contains a Plotly bar chart showing the flag distribution per pipeline. These visual aggregates make the pipeline-level differences immediately legible after only a handful of questions.</w:t>
+        <w:t>A scoreboard pinned to the top of the dashboard displays running counts that update with every question asked: total questions, baseline grounded+refused, improved grounded+refused, baseline hallucinations, improved hallucinations. A reset button clears the session. An accordion contains a Plotly bar chart showing the flag distribution per pipeline. These visual aggregates make the pipeline-level differences immediately legible after only a handful of questions.</w:t>
       </w:r>
     </w:p>
     <w:p>
@@ -3202,15 +2802,7 @@
         <w:spacing w:after="40"/>
       </w:pPr>
       <w:r>
-        <w:t xml:space="preserve">Citation rate - proportion of answers containing at least one bracketed source label. </w:t>
-      </w:r>
-      <w:proofErr w:type="gramStart"/>
-      <w:r>
-        <w:t>Baseline 0%,</w:t>
-      </w:r>
-      <w:proofErr w:type="gramEnd"/>
-      <w:r>
-        <w:t xml:space="preserve"> improved ~85% on this corpus.</w:t>
+        <w:t>Citation rate - proportion of answers containing at least one bracketed source label. Baseline 0%, improved ~85% on this corpus.</w:t>
       </w:r>
     </w:p>
     <w:p>
@@ -3257,31 +2849,7 @@
         <w:spacing w:after="120"/>
       </w:pPr>
       <w:r>
-        <w:t xml:space="preserve">The most important takeaway is process-level: improvements are not strictly positive. Every component change introduced both gains and new failure modes (see section 6). The glass-box evaluation harness was essential to see this. A </w:t>
-      </w:r>
-      <w:proofErr w:type="gramStart"/>
-      <w:r>
-        <w:t>black-box</w:t>
-      </w:r>
-      <w:proofErr w:type="gramEnd"/>
-      <w:r>
-        <w:t xml:space="preserve"> "</w:t>
-      </w:r>
-      <w:proofErr w:type="gramStart"/>
-      <w:r>
-        <w:t>which</w:t>
-      </w:r>
-      <w:proofErr w:type="gramEnd"/>
-      <w:r>
-        <w:t xml:space="preserve"> pipeline scores higher" comparison would have hidden the regressions in Q4, Q7, Q14, Q17, and Q18 - exactly the cases that teach the most about how the system </w:t>
-      </w:r>
-      <w:proofErr w:type="gramStart"/>
-      <w:r>
-        <w:t>actually works</w:t>
-      </w:r>
-      <w:proofErr w:type="gramEnd"/>
-      <w:r>
-        <w:t>. The dashboard is the artefact that makes the failure analysis possible.</w:t>
+        <w:t>The most important takeaway is process-level: improvements are not strictly positive. Every component change introduced both gains and new failure modes (see section 6). The glass-box evaluation harness was essential to see this. A black-box "which pipeline scores higher" comparison would have hidden the regressions in Q4, Q7, Q14, Q17, and Q18 - exactly the cases that teach the most about how the system actually works. The dashboard is the artefact that makes the failure analysis possible.</w:t>
       </w:r>
     </w:p>
     <w:p>
@@ -3316,23 +2884,7 @@
         <w:spacing w:after="120"/>
       </w:pPr>
       <w:r>
-        <w:t xml:space="preserve">The exercise also surfaced limitations that would not have been visible without head-to-head comparison. The </w:t>
-      </w:r>
-      <w:proofErr w:type="spellStart"/>
-      <w:r>
-        <w:t>reranker</w:t>
-      </w:r>
-      <w:proofErr w:type="spellEnd"/>
-      <w:r>
-        <w:t xml:space="preserve"> can hurt completeness on enumeration questions (Q4). Strict citation rules can induce a new hallucination mode where the model invents citation labels (Q7, Q14). A single "I do not know" rule conflates two distinct cases - insufficient information versus a false premise - and the ideal </w:t>
-      </w:r>
-      <w:proofErr w:type="spellStart"/>
-      <w:r>
-        <w:t>behaviour</w:t>
-      </w:r>
-      <w:proofErr w:type="spellEnd"/>
-      <w:r>
-        <w:t xml:space="preserve"> differs (Q17, Q18). Each of these is a concrete starting point for the next iteration.</w:t>
+        <w:t>The exercise also surfaced limitations that would not have been visible without head-to-head comparison. The reranker can hurt completeness on enumeration questions (Q4). Strict citation rules can induce a new hallucination mode where the model invents citation labels (Q7, Q14). A single "I do not know" rule conflates two distinct cases - insufficient information versus a false premise - and the ideal behaviour differs (Q17, Q18). Each of these is a concrete starting point for the next iteration.</w:t>
       </w:r>
     </w:p>
     <w:p>
@@ -3340,15 +2892,7 @@
         <w:spacing w:after="120"/>
       </w:pPr>
       <w:r>
-        <w:t xml:space="preserve">Three independent verification layers (lexical hallucination heuristic, citation regex check, LLM-as-judge), combined with retrieval-stage visibility in the Pipeline Trace tab, </w:t>
-      </w:r>
-      <w:proofErr w:type="gramStart"/>
-      <w:r>
-        <w:t>mean</w:t>
-      </w:r>
-      <w:proofErr w:type="gramEnd"/>
-      <w:r>
-        <w:t xml:space="preserve"> every answer the system produces can be traced and verified by an evaluator without reading the underlying code. This is the assignment's main contribution beyond the canonical RAG pipeline: a system whose reasoning chain is fully inspectable for any question a reviewer wishes to try.</w:t>
+        <w:t>Three independent verification layers (lexical hallucination heuristic, citation regex check, LLM-as-judge), combined with retrieval-stage visibility in the Pipeline Trace tab, mean every answer the system produces can be traced and verified by an evaluator without reading the underlying code. This is the assignment's main contribution beyond the canonical RAG pipeline: a system whose reasoning chain is fully inspectable for any question a reviewer wishes to try.</w:t>
       </w:r>
     </w:p>
     <w:p>
@@ -3432,22 +2976,12 @@
             <w:tcW w:w="4824" w:type="dxa"/>
           </w:tcPr>
           <w:p>
-            <w:proofErr w:type="spellStart"/>
             <w:r>
               <w:rPr>
                 <w:sz w:val="20"/>
               </w:rPr>
-              <w:t>rag_</w:t>
+              <w:t>rag_astronomy.ipynb</w:t>
             </w:r>
-            <w:proofErr w:type="gramStart"/>
-            <w:r>
-              <w:rPr>
-                <w:sz w:val="20"/>
-              </w:rPr>
-              <w:t>astronomy.ipynb</w:t>
-            </w:r>
-            <w:proofErr w:type="spellEnd"/>
-            <w:proofErr w:type="gramEnd"/>
           </w:p>
         </w:tc>
         <w:tc>
@@ -3586,28 +3120,12 @@
             <w:tcW w:w="4824" w:type="dxa"/>
           </w:tcPr>
           <w:p>
-            <w:proofErr w:type="spellStart"/>
             <w:r>
               <w:rPr>
                 <w:sz w:val="20"/>
               </w:rPr>
-              <w:t>architecture.svg</w:t>
+              <w:t>architecture.svg / .png</w:t>
             </w:r>
-            <w:proofErr w:type="spellEnd"/>
-            <w:r>
-              <w:rPr>
-                <w:sz w:val="20"/>
-              </w:rPr>
-              <w:t xml:space="preserve"> / .</w:t>
-            </w:r>
-            <w:proofErr w:type="spellStart"/>
-            <w:r>
-              <w:rPr>
-                <w:sz w:val="20"/>
-              </w:rPr>
-              <w:t>png</w:t>
-            </w:r>
-            <w:proofErr w:type="spellEnd"/>
           </w:p>
         </w:tc>
         <w:tc>
@@ -3694,21 +3212,7 @@
               <w:rPr>
                 <w:sz w:val="20"/>
               </w:rPr>
-              <w:t xml:space="preserve">Dashboard screenshots </w:t>
-            </w:r>
-            <w:proofErr w:type="gramStart"/>
-            <w:r>
-              <w:rPr>
-                <w:sz w:val="20"/>
-              </w:rPr>
-              <w:t>illustrating</w:t>
-            </w:r>
-            <w:proofErr w:type="gramEnd"/>
-            <w:r>
-              <w:rPr>
-                <w:sz w:val="20"/>
-              </w:rPr>
-              <w:t xml:space="preserve"> the five tabs and the failure-lab contrasts.</w:t>
+              <w:t>Dashboard screenshots illustrating the five tabs and the failure-lab contrasts.</w:t>
             </w:r>
           </w:p>
         </w:tc>
@@ -3889,17 +3393,8 @@
               <w:rPr>
                 <w:sz w:val="20"/>
               </w:rPr>
-              <w:t xml:space="preserve">Full codebase, this report, evaluation Excel, dataset, screenshots, and README. Primary reference - </w:t>
+              <w:t>Full codebase, this report, evaluation Excel, dataset, screenshots, and README. Primary reference - https://github.com/&lt;username&gt;/astronomy-rag-assignment</w:t>
             </w:r>
-            <w:hyperlink r:id="rId7" w:history="1">
-              <w:r>
-                <w:rPr>
-                  <w:rStyle w:val="Hyperlink"/>
-                  <w:sz w:val="20"/>
-                </w:rPr>
-                <w:t>https://github.com/&lt;username&gt;/astronomy-rag-assignment</w:t>
-              </w:r>
-            </w:hyperlink>
           </w:p>
         </w:tc>
       </w:tr>
@@ -3929,9 +3424,6 @@
           <w:p>
             <w:pPr>
               <w:cnfStyle w:val="000000010000" w:firstRow="0" w:lastRow="0" w:firstColumn="0" w:lastColumn="0" w:oddVBand="0" w:evenVBand="0" w:oddHBand="0" w:evenHBand="1" w:firstRowFirstColumn="0" w:firstRowLastColumn="0" w:lastRowFirstColumn="0" w:lastRowLastColumn="0"/>
-              <w:rPr>
-                <w:sz w:val="20"/>
-              </w:rPr>
             </w:pPr>
             <w:r>
               <w:rPr>
@@ -3939,24 +3431,6 @@
               </w:rPr>
               <w:t>The Jupyter notebook with every cell executed, all outputs rendered (including dashboard screenshots in cells), and the architecture diagram visible inline. Viewable without a Kaggle account.</w:t>
             </w:r>
-          </w:p>
-          <w:p>
-            <w:pPr>
-              <w:cnfStyle w:val="000000010000" w:firstRow="0" w:lastRow="0" w:firstColumn="0" w:lastColumn="0" w:oddVBand="0" w:evenVBand="0" w:oddHBand="0" w:evenHBand="1" w:firstRowFirstColumn="0" w:firstRowLastColumn="0" w:lastRowFirstColumn="0" w:lastRowLastColumn="0"/>
-            </w:pPr>
-            <w:hyperlink r:id="rId8" w:history="1">
-              <w:r>
-                <w:rPr>
-                  <w:rStyle w:val="Hyperlink"/>
-                </w:rPr>
-                <w:t>https://www.kaggle.com/code/salmaasyed/genai-rag-astronomy</w:t>
-              </w:r>
-            </w:hyperlink>
-          </w:p>
-          <w:p>
-            <w:pPr>
-              <w:cnfStyle w:val="000000010000" w:firstRow="0" w:lastRow="0" w:firstColumn="0" w:lastColumn="0" w:oddVBand="0" w:evenVBand="0" w:oddHBand="0" w:evenHBand="1" w:firstRowFirstColumn="0" w:firstRowLastColumn="0" w:lastRowFirstColumn="0" w:lastRowLastColumn="0"/>
-            </w:pPr>
           </w:p>
         </w:tc>
       </w:tr>
@@ -4192,31 +3666,31 @@
       </w:rPr>
     </w:lvl>
   </w:abstractNum>
-  <w:num w:numId="1" w16cid:durableId="1346396798">
+  <w:num w:numId="1" w16cid:durableId="72357048">
     <w:abstractNumId w:val="8"/>
   </w:num>
-  <w:num w:numId="2" w16cid:durableId="316959231">
+  <w:num w:numId="2" w16cid:durableId="2039158974">
     <w:abstractNumId w:val="6"/>
   </w:num>
-  <w:num w:numId="3" w16cid:durableId="909577672">
+  <w:num w:numId="3" w16cid:durableId="118569909">
     <w:abstractNumId w:val="5"/>
   </w:num>
-  <w:num w:numId="4" w16cid:durableId="1893687671">
+  <w:num w:numId="4" w16cid:durableId="1101145160">
     <w:abstractNumId w:val="4"/>
   </w:num>
-  <w:num w:numId="5" w16cid:durableId="1915965736">
+  <w:num w:numId="5" w16cid:durableId="159732524">
     <w:abstractNumId w:val="7"/>
   </w:num>
-  <w:num w:numId="6" w16cid:durableId="810635887">
+  <w:num w:numId="6" w16cid:durableId="494345756">
     <w:abstractNumId w:val="3"/>
   </w:num>
-  <w:num w:numId="7" w16cid:durableId="1089355287">
+  <w:num w:numId="7" w16cid:durableId="1584996147">
     <w:abstractNumId w:val="2"/>
   </w:num>
-  <w:num w:numId="8" w16cid:durableId="206063268">
+  <w:num w:numId="8" w16cid:durableId="1315138975">
     <w:abstractNumId w:val="1"/>
   </w:num>
-  <w:num w:numId="9" w16cid:durableId="1292790295">
+  <w:num w:numId="9" w16cid:durableId="1201356520">
     <w:abstractNumId w:val="0"/>
   </w:num>
 </w:numbering>
@@ -15605,29 +15079,6 @@
       </w:tcPr>
     </w:tblStylePr>
   </w:style>
-  <w:style w:type="character" w:styleId="Hyperlink">
-    <w:name w:val="Hyperlink"/>
-    <w:basedOn w:val="DefaultParagraphFont"/>
-    <w:uiPriority w:val="99"/>
-    <w:unhideWhenUsed/>
-    <w:rsid w:val="00694701"/>
-    <w:rPr>
-      <w:color w:val="0000FF" w:themeColor="hyperlink"/>
-      <w:u w:val="single"/>
-    </w:rPr>
-  </w:style>
-  <w:style w:type="character" w:styleId="UnresolvedMention">
-    <w:name w:val="Unresolved Mention"/>
-    <w:basedOn w:val="DefaultParagraphFont"/>
-    <w:uiPriority w:val="99"/>
-    <w:semiHidden/>
-    <w:unhideWhenUsed/>
-    <w:rsid w:val="00694701"/>
-    <w:rPr>
-      <w:color w:val="605E5C"/>
-      <w:shd w:val="clear" w:color="auto" w:fill="E1DFDD"/>
-    </w:rPr>
-  </w:style>
 </w:styles>
 </file>
 
